--- a/public/bc-templates/ficha-pj-roble.docx
+++ b/public/bc-templates/ficha-pj-roble.docx
@@ -138,9 +138,6 @@
                 <w:szCs w:val="18"/>
               </w:rPr>
               <w:t xml:space="preserve">Código de Cliente: </w:t>
-            </w:r>
-            <w:r>
-              <w:t xml:space="preserve"> {codigo_cliente}</w:t>
             </w:r>
           </w:p>
         </w:tc>
@@ -1187,9 +1184,6 @@
               </w:rPr>
               <w:t xml:space="preserve">Razón y tipo social: </w:t>
             </w:r>
-            <w:r>
-              <w:t xml:space="preserve"> {razon_social}</w:t>
-            </w:r>
           </w:p>
         </w:tc>
       </w:tr>
@@ -1283,14 +1277,14 @@
                 <w:rFonts w:asciiTheme="minorHAnsi" w:hAnsiTheme="minorHAnsi" w:cstheme="minorHAnsi"/>
                 <w:lang w:val="es-UY"/>
               </w:rPr>
-              <w:t xml:space="preserve">Lugar de constitución: {lugar_constitucion} </w:t>
-            </w:r>
-            <w:r>
-              <w:rPr>
-                <w:rFonts w:asciiTheme="minorHAnsi" w:hAnsiTheme="minorHAnsi" w:cstheme="minorHAnsi"/>
-                <w:lang w:val="es-UY"/>
-              </w:rPr>
-              <w:t/>
+              <w:t xml:space="preserve">Lugar de </w:t>
+            </w:r>
+            <w:r>
+              <w:rPr>
+                <w:rFonts w:asciiTheme="minorHAnsi" w:hAnsiTheme="minorHAnsi" w:cstheme="minorHAnsi"/>
+                <w:lang w:val="es-UY"/>
+              </w:rPr>
+              <w:t>constitución:</w:t>
             </w:r>
           </w:p>
         </w:tc>
@@ -1344,9 +1338,6 @@
                 <w:lang w:val="es-UY"/>
               </w:rPr>
               <w:t xml:space="preserve">Número de Identificación tributario: </w:t>
-            </w:r>
-            <w:r>
-              <w:t xml:space="preserve"> {nit}</w:t>
             </w:r>
           </w:p>
         </w:tc>
@@ -1395,9 +1386,6 @@
               </w:rPr>
               <w:t xml:space="preserve">Sede social: </w:t>
             </w:r>
-            <w:r>
-              <w:t xml:space="preserve"> {sede_social}</w:t>
-            </w:r>
           </w:p>
         </w:tc>
       </w:tr>
@@ -1424,9 +1412,6 @@
                 <w:lang w:val="es-UY"/>
               </w:rPr>
               <w:t>Localidad/Depto/Pcia/Estado:</w:t>
-            </w:r>
-            <w:r>
-              <w:t xml:space="preserve"> {localidad}</w:t>
             </w:r>
           </w:p>
         </w:tc>
@@ -1579,9 +1564,6 @@
                 <w:lang w:val="es-UY"/>
               </w:rPr>
               <w:t>Actividad Principal:</w:t>
-            </w:r>
-            <w:r>
-              <w:t xml:space="preserve"> {actividad}</w:t>
             </w:r>
           </w:p>
           <w:p>
@@ -1781,9 +1763,6 @@
               </w:rPr>
               <w:t>País / jurisdicción de residencia fiscal</w:t>
             </w:r>
-            <w:r>
-              <w:t xml:space="preserve"> {pais_res_fiscal}</w:t>
-            </w:r>
           </w:p>
         </w:tc>
         <w:tc>
@@ -1818,9 +1797,6 @@
                 <w:lang w:val="es-ES" w:eastAsia="es-ES"/>
               </w:rPr>
               <w:t>Número de identificación fiscal o su equivalente funcional*</w:t>
-            </w:r>
-            <w:r>
-              <w:t xml:space="preserve"> {nif}</w:t>
             </w:r>
           </w:p>
         </w:tc>

--- a/public/bc-templates/ficha-pj-roble.docx
+++ b/public/bc-templates/ficha-pj-roble.docx
@@ -139,6 +139,9 @@
               </w:rPr>
               <w:t xml:space="preserve">Código de Cliente: </w:t>
             </w:r>
+            <w:r>
+              <w:t xml:space="preserve"> {codigo_cliente}</w:t>
+            </w:r>
           </w:p>
         </w:tc>
       </w:tr>
@@ -727,6 +730,12 @@
                 <w:lang w:val="es-ES" w:eastAsia="es-ES"/>
               </w:rPr>
             </w:pPr>
+            <w:r>
+              <w:rPr>
+                <w:rFonts w:ascii="MS Gothic" w:hAnsi="MS Gothic"/>
+              </w:rPr>
+              <w:t>{tipo_entidad_si_check}</w:t>
+            </w:r>
           </w:p>
         </w:tc>
         <w:tc>
@@ -808,6 +817,12 @@
                 <w:lang w:val="es-ES" w:eastAsia="es-ES"/>
               </w:rPr>
             </w:pPr>
+            <w:r>
+              <w:rPr>
+                <w:rFonts w:ascii="MS Gothic" w:hAnsi="MS Gothic"/>
+              </w:rPr>
+              <w:t>{tipo_entidad_no_check}</w:t>
+            </w:r>
           </w:p>
         </w:tc>
       </w:tr>
@@ -1184,6 +1199,9 @@
               </w:rPr>
               <w:t xml:space="preserve">Razón y tipo social: </w:t>
             </w:r>
+            <w:r>
+              <w:t xml:space="preserve"> {razon_social}</w:t>
+            </w:r>
           </w:p>
         </w:tc>
       </w:tr>
@@ -1218,6 +1236,9 @@
               </w:rPr>
               <w:t xml:space="preserve"> comercial: </w:t>
             </w:r>
+            <w:r>
+              <w:t xml:space="preserve"> {nombre_comercial}</w:t>
+            </w:r>
           </w:p>
         </w:tc>
       </w:tr>
@@ -1258,6 +1279,9 @@
               </w:rPr>
               <w:t>:</w:t>
             </w:r>
+            <w:r>
+              <w:t xml:space="preserve"> {fecha_constitucion}</w:t>
+            </w:r>
           </w:p>
         </w:tc>
         <w:tc>
@@ -1285,6 +1309,9 @@
                 <w:lang w:val="es-UY"/>
               </w:rPr>
               <w:t>constitución:</w:t>
+            </w:r>
+            <w:r>
+              <w:t xml:space="preserve"> {lugar_constitucion}</w:t>
             </w:r>
           </w:p>
         </w:tc>
@@ -1312,6 +1339,9 @@
               </w:rPr>
               <w:t>País de emisión:</w:t>
             </w:r>
+            <w:r>
+              <w:t xml:space="preserve"> {pais_emision}</w:t>
+            </w:r>
           </w:p>
         </w:tc>
       </w:tr>
@@ -1338,6 +1368,9 @@
                 <w:lang w:val="es-UY"/>
               </w:rPr>
               <w:t xml:space="preserve">Número de Identificación tributario: </w:t>
+            </w:r>
+            <w:r>
+              <w:t xml:space="preserve"> {nit}</w:t>
             </w:r>
           </w:p>
         </w:tc>
@@ -1386,6 +1419,9 @@
               </w:rPr>
               <w:t xml:space="preserve">Sede social: </w:t>
             </w:r>
+            <w:r>
+              <w:t xml:space="preserve"> {sede_social}</w:t>
+            </w:r>
           </w:p>
         </w:tc>
       </w:tr>
@@ -1413,6 +1449,9 @@
               </w:rPr>
               <w:t>Localidad/Depto/Pcia/Estado:</w:t>
             </w:r>
+            <w:r>
+              <w:t xml:space="preserve"> {localidad}</w:t>
+            </w:r>
           </w:p>
         </w:tc>
       </w:tr>
@@ -1439,6 +1478,9 @@
               </w:rPr>
               <w:t>Teléfono/Celular</w:t>
             </w:r>
+            <w:r>
+              <w:t xml:space="preserve"> {telefono}</w:t>
+            </w:r>
           </w:p>
         </w:tc>
         <w:tc>
@@ -1474,6 +1516,9 @@
                 <w:lang w:val="es-UY"/>
               </w:rPr>
               <w:t>:</w:t>
+            </w:r>
+            <w:r>
+              <w:t xml:space="preserve"> {email}</w:t>
             </w:r>
           </w:p>
         </w:tc>
@@ -1597,6 +1642,9 @@
                 <w:lang w:val="es-UY"/>
               </w:rPr>
             </w:pPr>
+            <w:r>
+              <w:t xml:space="preserve"> {actividad}</w:t>
+            </w:r>
           </w:p>
         </w:tc>
       </w:tr>
@@ -1644,6 +1692,9 @@
                 <w:lang w:val="es-UY"/>
               </w:rPr>
               <w:t xml:space="preserve">: </w:t>
+            </w:r>
+            <w:r>
+              <w:t xml:space="preserve"> {ingresos}</w:t>
             </w:r>
           </w:p>
         </w:tc>
@@ -1825,6 +1876,9 @@
                 <w:lang w:val="es-ES" w:eastAsia="es-ES"/>
               </w:rPr>
             </w:pPr>
+            <w:r>
+              <w:t>{pais_res_fiscal}</w:t>
+            </w:r>
           </w:p>
         </w:tc>
         <w:tc>
@@ -1847,6 +1901,9 @@
                 <w:lang w:val="es-ES" w:eastAsia="es-ES"/>
               </w:rPr>
             </w:pPr>
+            <w:r>
+              <w:t>{nif}</w:t>
+            </w:r>
           </w:p>
         </w:tc>
       </w:tr>
@@ -5625,6 +5682,9 @@
                 <w:szCs w:val="18"/>
               </w:rPr>
             </w:pPr>
+            <w:r>
+              <w:t>{cod_bfinal_1}</w:t>
+            </w:r>
           </w:p>
         </w:tc>
       </w:tr>
@@ -5674,6 +5734,9 @@
               </w:rPr>
               <w:t>Apellidos:</w:t>
             </w:r>
+            <w:r>
+              <w:t xml:space="preserve"> {apellidos_1}</w:t>
+            </w:r>
           </w:p>
         </w:tc>
       </w:tr>
@@ -5701,6 +5764,9 @@
               </w:rPr>
               <w:t>Nombres:</w:t>
             </w:r>
+            <w:r>
+              <w:t xml:space="preserve"> {nombres_1}</w:t>
+            </w:r>
           </w:p>
         </w:tc>
       </w:tr>
@@ -5727,6 +5793,9 @@
               </w:rPr>
               <w:t>Fecha de nacimiento:</w:t>
             </w:r>
+            <w:r>
+              <w:t xml:space="preserve"> {fecha_nacimiento_1}</w:t>
+            </w:r>
           </w:p>
         </w:tc>
         <w:tc>
@@ -5747,6 +5816,9 @@
                 <w:lang w:val="es-UY"/>
               </w:rPr>
               <w:t>Lugar de nacimiento:</w:t>
+            </w:r>
+            <w:r>
+              <w:t xml:space="preserve"> {lugar_nacimiento_1}</w:t>
             </w:r>
           </w:p>
         </w:tc>
@@ -5774,6 +5846,9 @@
               </w:rPr>
               <w:t>Tipo de documento:</w:t>
             </w:r>
+            <w:r>
+              <w:t xml:space="preserve"> {tipo_doc_1}</w:t>
+            </w:r>
           </w:p>
         </w:tc>
         <w:tc>
@@ -5794,6 +5869,9 @@
                 <w:lang w:val="es-UY"/>
               </w:rPr>
               <w:t>Número de documento:</w:t>
+            </w:r>
+            <w:r>
+              <w:t xml:space="preserve"> {num_documento_1}</w:t>
             </w:r>
           </w:p>
         </w:tc>
@@ -5821,6 +5899,9 @@
                 <w:lang w:val="es-UY"/>
               </w:rPr>
               <w:t>País de emisión:</w:t>
+            </w:r>
+            <w:r>
+              <w:t xml:space="preserve"> {pais_emision_1}</w:t>
             </w:r>
           </w:p>
         </w:tc>
@@ -5869,6 +5950,9 @@
               </w:rPr>
               <w:t>Estado civil:</w:t>
             </w:r>
+            <w:r>
+              <w:t xml:space="preserve"> {estado_civil_1}</w:t>
+            </w:r>
           </w:p>
         </w:tc>
       </w:tr>
@@ -5896,6 +5980,9 @@
               </w:rPr>
               <w:t>Nombre de cónyuge/concubino:</w:t>
             </w:r>
+            <w:r>
+              <w:t xml:space="preserve"> {conyuge_nombre_1}</w:t>
+            </w:r>
           </w:p>
         </w:tc>
       </w:tr>
@@ -5922,6 +6009,9 @@
               </w:rPr>
               <w:t>Tipo de documento del cónyuge/concubino:</w:t>
             </w:r>
+            <w:r>
+              <w:t xml:space="preserve"> {conyuge_tipo_doc_1}</w:t>
+            </w:r>
           </w:p>
         </w:tc>
         <w:tc>
@@ -5942,6 +6032,9 @@
                 <w:lang w:val="es-UY"/>
               </w:rPr>
               <w:t>Número de documento:</w:t>
+            </w:r>
+            <w:r>
+              <w:t xml:space="preserve"> {conyuge_num_doc_1}</w:t>
             </w:r>
           </w:p>
         </w:tc>
@@ -5990,6 +6083,9 @@
               </w:rPr>
               <w:t>Domicilio:</w:t>
             </w:r>
+            <w:r>
+              <w:t xml:space="preserve"> {domicilio_1}</w:t>
+            </w:r>
           </w:p>
         </w:tc>
       </w:tr>
@@ -6016,6 +6112,9 @@
               </w:rPr>
               <w:t>Ciudad y código postal:</w:t>
             </w:r>
+            <w:r>
+              <w:t xml:space="preserve"> {cp_ciudad_1}</w:t>
+            </w:r>
           </w:p>
         </w:tc>
         <w:tc>
@@ -6036,6 +6135,9 @@
                 <w:lang w:val="es-UY"/>
               </w:rPr>
               <w:t>País:</w:t>
+            </w:r>
+            <w:r>
+              <w:t xml:space="preserve"> {pais_domicilio_1}</w:t>
             </w:r>
           </w:p>
         </w:tc>
@@ -6063,6 +6165,9 @@
               </w:rPr>
               <w:t>Teléfono:</w:t>
             </w:r>
+            <w:r>
+              <w:t xml:space="preserve"> {telefono_1}</w:t>
+            </w:r>
           </w:p>
         </w:tc>
         <w:tc>
@@ -6083,6 +6188,9 @@
                 <w:lang w:val="es-UY"/>
               </w:rPr>
               <w:t>Celular:</w:t>
+            </w:r>
+            <w:r>
+              <w:t xml:space="preserve"> {celular_1}</w:t>
             </w:r>
           </w:p>
         </w:tc>
@@ -6110,6 +6218,9 @@
                 <w:lang w:val="es-UY"/>
               </w:rPr>
               <w:t>E-mail:</w:t>
+            </w:r>
+            <w:r>
+              <w:t xml:space="preserve"> {email_1}</w:t>
             </w:r>
           </w:p>
         </w:tc>
@@ -6156,6 +6267,9 @@
               </w:rPr>
               <w:t>Profesión / oficio / actividad:</w:t>
             </w:r>
+            <w:r>
+              <w:t xml:space="preserve"> {ocupacion_1}</w:t>
+            </w:r>
           </w:p>
         </w:tc>
       </w:tr>
@@ -6180,6 +6294,9 @@
               </w:rPr>
               <w:t>Institución:</w:t>
             </w:r>
+            <w:r>
+              <w:t xml:space="preserve"> {empleador_1}</w:t>
+            </w:r>
           </w:p>
         </w:tc>
       </w:tr>
@@ -6220,6 +6337,9 @@
                 <w:lang w:val="es-UY"/>
               </w:rPr>
               <w:t>:</w:t>
+            </w:r>
+            <w:r>
+              <w:t xml:space="preserve"> {ingresos_1}</w:t>
             </w:r>
           </w:p>
         </w:tc>
@@ -6267,6 +6387,9 @@
               </w:rPr>
               <w:t xml:space="preserve">Cuenta u usuario mensajería electrónica: </w:t>
             </w:r>
+            <w:r>
+              <w:t xml:space="preserve"> {mensajeria_1}</w:t>
+            </w:r>
           </w:p>
         </w:tc>
         <w:tc>
@@ -6287,6 +6410,9 @@
                 <w:lang w:val="es-UY"/>
               </w:rPr>
               <w:t xml:space="preserve">Usuario página web asesor: </w:t>
+            </w:r>
+            <w:r>
+              <w:t xml:space="preserve"> {usuario_web_1}</w:t>
             </w:r>
           </w:p>
         </w:tc>
@@ -6458,6 +6584,9 @@
               </w:rPr>
               <w:t xml:space="preserve">Cargo Público desempeñado en los últimos cinco años: </w:t>
             </w:r>
+            <w:r>
+              <w:t xml:space="preserve"> {cargo_publico_1}</w:t>
+            </w:r>
           </w:p>
         </w:tc>
       </w:tr>
@@ -6586,6 +6715,9 @@
               </w:rPr>
               <w:t xml:space="preserve">País de residencia fiscal: </w:t>
             </w:r>
+            <w:r>
+              <w:t xml:space="preserve"> {pais_res_fiscal_1}</w:t>
+            </w:r>
           </w:p>
         </w:tc>
       </w:tr>
@@ -6622,6 +6754,9 @@
                 <w:lang w:val="es-UY"/>
               </w:rPr>
               <w:t>:</w:t>
+            </w:r>
+            <w:r>
+              <w:t xml:space="preserve"> {nif_1}</w:t>
             </w:r>
           </w:p>
         </w:tc>
